--- a/Assignment of SE/SE-Theory M1 Assignment.docx
+++ b/Assignment of SE/SE-Theory M1 Assignment.docx
@@ -4,19 +4,10 @@
   <w:body>
     <w:p>
       <w:pPr>
-        <w:ind w:left="720" w:leftChars="0" w:firstLine="720" w:firstLineChars="0"/>
-        <w:rPr>
-          <w:b/>
-          <w:sz w:val="36"/>
-          <w:szCs w:val="36"/>
-        </w:rPr>
-      </w:pPr>
-      <w:r>
-        <w:rPr>
-          <w:b/>
-          <w:sz w:val="36"/>
-          <w:szCs w:val="36"/>
-        </w:rPr>
+        <w:pStyle w:val="2"/>
+        <w:bidi w:val="0"/>
+      </w:pPr>
+      <w:r>
         <w:t xml:space="preserve">Module 1 </w:t>
       </w:r>
     </w:p>
@@ -59,8 +50,6 @@
         </w:rPr>
         <w:t>Assignment-1</w:t>
       </w:r>
-      <w:bookmarkStart w:id="0" w:name="_GoBack"/>
-      <w:bookmarkEnd w:id="0"/>
     </w:p>
     <w:p>
       <w:pPr>
@@ -85,7 +74,7 @@
       </w:r>
       <w:r>
         <w:rPr>
-          <w:rStyle w:val="9"/>
+          <w:rStyle w:val="10"/>
         </w:rPr>
         <w:t>program</w:t>
       </w:r>
@@ -94,7 +83,7 @@
       </w:r>
       <w:r>
         <w:rPr>
-          <w:rStyle w:val="9"/>
+          <w:rStyle w:val="10"/>
         </w:rPr>
         <w:t>what to do</w:t>
       </w:r>
@@ -103,7 +92,7 @@
       </w:r>
       <w:r>
         <w:rPr>
-          <w:rStyle w:val="9"/>
+          <w:rStyle w:val="10"/>
         </w:rPr>
         <w:t>how to do it</w:t>
       </w:r>
@@ -134,7 +123,7 @@
       </w:r>
       <w:r>
         <w:rPr>
-          <w:rStyle w:val="9"/>
+          <w:rStyle w:val="10"/>
         </w:rPr>
         <w:t>program</w:t>
       </w:r>
@@ -148,7 +137,7 @@
       </w:r>
       <w:r>
         <w:rPr>
-          <w:rStyle w:val="9"/>
+          <w:rStyle w:val="10"/>
         </w:rPr>
         <w:t>input</w:t>
       </w:r>
@@ -157,7 +146,7 @@
       </w:r>
       <w:r>
         <w:rPr>
-          <w:rStyle w:val="9"/>
+          <w:rStyle w:val="10"/>
         </w:rPr>
         <w:t>processes</w:t>
       </w:r>
@@ -166,7 +155,7 @@
       </w:r>
       <w:r>
         <w:rPr>
-          <w:rStyle w:val="9"/>
+          <w:rStyle w:val="10"/>
         </w:rPr>
         <w:t>output</w:t>
       </w:r>
@@ -202,12 +191,17 @@
     <w:p>
       <w:r>
         <w:rPr>
-          <w:rStyle w:val="9"/>
+          <w:rStyle w:val="10"/>
         </w:rPr>
         <w:t>Programming</w:t>
       </w:r>
       <w:r>
-        <w:t xml:space="preserve"> is the process of writing instructions (called programs) that tell a computer how to perform specific tasks. These instructions are written using programming languages such as C, Java, or Python.</w:t>
+        <w:t xml:space="preserve"> is the process of writing instructions (called programs) that tell a computer how to </w:t>
+      </w:r>
+    </w:p>
+    <w:p>
+      <w:r>
+        <w:t>perform specific tasks. These instructions are written using programming languages such as C, Java, or Python.</w:t>
       </w:r>
     </w:p>
     <w:p>
@@ -294,7 +288,7 @@
     </w:p>
     <w:p>
       <w:pPr>
-        <w:pStyle w:val="2"/>
+        <w:pStyle w:val="3"/>
       </w:pPr>
       <w:r>
         <w:t>Key Steps in the Programming Process</w:t>
@@ -310,7 +304,7 @@
       </w:pPr>
       <w:r>
         <w:rPr>
-          <w:rStyle w:val="9"/>
+          <w:rStyle w:val="10"/>
         </w:rPr>
         <w:t>Problem Definition</w:t>
       </w:r>
@@ -331,7 +325,7 @@
       </w:pPr>
       <w:r>
         <w:rPr>
-          <w:rStyle w:val="9"/>
+          <w:rStyle w:val="10"/>
         </w:rPr>
         <w:t>Program Design (Algorithm/Flowchart)</w:t>
       </w:r>
@@ -352,7 +346,7 @@
       </w:pPr>
       <w:r>
         <w:rPr>
-          <w:rStyle w:val="9"/>
+          <w:rStyle w:val="10"/>
         </w:rPr>
         <w:t>Coding</w:t>
       </w:r>
@@ -373,7 +367,7 @@
       </w:pPr>
       <w:r>
         <w:rPr>
-          <w:rStyle w:val="9"/>
+          <w:rStyle w:val="10"/>
         </w:rPr>
         <w:t>Compilation/Execution</w:t>
       </w:r>
@@ -394,7 +388,7 @@
       </w:pPr>
       <w:r>
         <w:rPr>
-          <w:rStyle w:val="9"/>
+          <w:rStyle w:val="10"/>
         </w:rPr>
         <w:t>Testing and Debugging</w:t>
       </w:r>
@@ -415,7 +409,7 @@
       </w:pPr>
       <w:r>
         <w:rPr>
-          <w:rStyle w:val="9"/>
+          <w:rStyle w:val="10"/>
         </w:rPr>
         <w:t>Documentation</w:t>
       </w:r>
@@ -436,7 +430,7 @@
       </w:pPr>
       <w:r>
         <w:rPr>
-          <w:rStyle w:val="9"/>
+          <w:rStyle w:val="10"/>
         </w:rPr>
         <w:t>Maintenance</w:t>
       </w:r>
@@ -503,7 +497,7 @@
     </w:p>
     <w:tbl>
       <w:tblPr>
-        <w:tblStyle w:val="5"/>
+        <w:tblStyle w:val="6"/>
         <w:tblW w:w="0" w:type="auto"/>
         <w:tblCellSpacing w:w="15" w:type="dxa"/>
         <w:tblInd w:w="0" w:type="dxa"/>
@@ -965,7 +959,7 @@
     </w:p>
     <w:p>
       <w:pPr>
-        <w:pStyle w:val="2"/>
+        <w:pStyle w:val="3"/>
       </w:pPr>
       <w:r>
         <w:t>World Wide Web (WWW)</w:t>
@@ -973,14 +967,14 @@
     </w:p>
     <w:p>
       <w:pPr>
-        <w:pStyle w:val="8"/>
+        <w:pStyle w:val="9"/>
       </w:pPr>
       <w:r>
         <w:t xml:space="preserve">The </w:t>
       </w:r>
       <w:r>
         <w:rPr>
-          <w:rStyle w:val="9"/>
+          <w:rStyle w:val="10"/>
         </w:rPr>
         <w:t>World Wide Web (WWW)</w:t>
       </w:r>
@@ -989,7 +983,7 @@
       </w:r>
       <w:r>
         <w:rPr>
-          <w:rStyle w:val="9"/>
+          <w:rStyle w:val="10"/>
         </w:rPr>
         <w:t>interlinked web pages and resources</w:t>
       </w:r>
@@ -1010,7 +1004,7 @@
       </w:r>
       <w:r>
         <w:rPr>
-          <w:rStyle w:val="9"/>
+          <w:rStyle w:val="10"/>
         </w:rPr>
         <w:t>web browsers</w:t>
       </w:r>
@@ -1031,7 +1025,7 @@
       </w:r>
       <w:r>
         <w:rPr>
-          <w:rStyle w:val="9"/>
+          <w:rStyle w:val="10"/>
         </w:rPr>
         <w:t>hyperlinks</w:t>
       </w:r>
@@ -1052,7 +1046,7 @@
       </w:r>
       <w:r>
         <w:rPr>
-          <w:rStyle w:val="9"/>
+          <w:rStyle w:val="10"/>
         </w:rPr>
         <w:t>HTTP/HTTPS</w:t>
       </w:r>
@@ -1073,7 +1067,7 @@
       </w:r>
       <w:r>
         <w:rPr>
-          <w:rStyle w:val="9"/>
+          <w:rStyle w:val="10"/>
         </w:rPr>
         <w:t>URL (web address)</w:t>
       </w:r>
@@ -1083,7 +1077,7 @@
     </w:p>
     <w:p>
       <w:pPr>
-        <w:pStyle w:val="8"/>
+        <w:pStyle w:val="9"/>
       </w:pPr>
       <w:r>
         <w:t>Example:</w:t>
@@ -1112,7 +1106,7 @@
     </w:p>
     <w:p>
       <w:pPr>
-        <w:pStyle w:val="2"/>
+        <w:pStyle w:val="3"/>
       </w:pPr>
       <w:r>
         <w:t>How the Internet Works</w:t>
@@ -1120,7 +1114,7 @@
     </w:p>
     <w:p>
       <w:pPr>
-        <w:pStyle w:val="8"/>
+        <w:pStyle w:val="9"/>
       </w:pPr>
       <w:r>
         <w:t>The Internet is a global network of computers connected together. It works by sending and receiving data using protocols.</w:t>
@@ -1128,7 +1122,7 @@
     </w:p>
     <w:p>
       <w:pPr>
-        <w:pStyle w:val="3"/>
+        <w:pStyle w:val="4"/>
       </w:pPr>
       <w:r>
         <w:t>Steps of How Internet Works</w:t>
@@ -1144,7 +1138,7 @@
       </w:pPr>
       <w:r>
         <w:rPr>
-          <w:rStyle w:val="9"/>
+          <w:rStyle w:val="10"/>
         </w:rPr>
         <w:t>User enters URL</w:t>
       </w:r>
@@ -1165,7 +1159,7 @@
       </w:pPr>
       <w:r>
         <w:rPr>
-          <w:rStyle w:val="9"/>
+          <w:rStyle w:val="10"/>
         </w:rPr>
         <w:t>DNS Lookup</w:t>
       </w:r>
@@ -1186,7 +1180,7 @@
       </w:pPr>
       <w:r>
         <w:rPr>
-          <w:rStyle w:val="9"/>
+          <w:rStyle w:val="10"/>
         </w:rPr>
         <w:t>Request sent to server</w:t>
       </w:r>
@@ -1207,7 +1201,7 @@
       </w:pPr>
       <w:r>
         <w:rPr>
-          <w:rStyle w:val="9"/>
+          <w:rStyle w:val="10"/>
         </w:rPr>
         <w:t>Server processes request</w:t>
       </w:r>
@@ -1228,7 +1222,7 @@
       </w:pPr>
       <w:r>
         <w:rPr>
-          <w:rStyle w:val="9"/>
+          <w:rStyle w:val="10"/>
         </w:rPr>
         <w:t>Response sent back</w:t>
       </w:r>
@@ -1249,7 +1243,7 @@
       </w:pPr>
       <w:r>
         <w:rPr>
-          <w:rStyle w:val="9"/>
+          <w:rStyle w:val="10"/>
         </w:rPr>
         <w:t>Browser displays webpage</w:t>
       </w:r>
@@ -1279,14 +1273,14 @@
     </w:p>
     <w:p>
       <w:pPr>
-        <w:pStyle w:val="8"/>
+        <w:pStyle w:val="9"/>
       </w:pPr>
       <w:r>
         <w:t xml:space="preserve">In web communication, the </w:t>
       </w:r>
       <w:r>
         <w:rPr>
-          <w:rStyle w:val="9"/>
+          <w:rStyle w:val="10"/>
         </w:rPr>
         <w:t>client</w:t>
       </w:r>
@@ -1295,7 +1289,7 @@
       </w:r>
       <w:r>
         <w:rPr>
-          <w:rStyle w:val="9"/>
+          <w:rStyle w:val="10"/>
         </w:rPr>
         <w:t>server</w:t>
       </w:r>
@@ -1305,7 +1299,7 @@
     </w:p>
     <w:p>
       <w:pPr>
-        <w:pStyle w:val="2"/>
+        <w:pStyle w:val="3"/>
       </w:pPr>
       <w:r>
         <w:t>Client</w:t>
@@ -1313,14 +1307,14 @@
     </w:p>
     <w:p>
       <w:pPr>
-        <w:pStyle w:val="8"/>
+        <w:pStyle w:val="9"/>
       </w:pPr>
       <w:r>
         <w:t xml:space="preserve">The </w:t>
       </w:r>
       <w:r>
         <w:rPr>
-          <w:rStyle w:val="9"/>
+          <w:rStyle w:val="10"/>
         </w:rPr>
         <w:t>client</w:t>
       </w:r>
@@ -1329,7 +1323,7 @@
       </w:r>
       <w:r>
         <w:rPr>
-          <w:rStyle w:val="9"/>
+          <w:rStyle w:val="10"/>
         </w:rPr>
         <w:t>requests services or resources</w:t>
       </w:r>
@@ -1345,11 +1339,11 @@
     </w:p>
     <w:p>
       <w:pPr>
-        <w:pStyle w:val="8"/>
-      </w:pPr>
-      <w:r>
-        <w:rPr>
-          <w:rStyle w:val="9"/>
+        <w:pStyle w:val="9"/>
+      </w:pPr>
+      <w:r>
+        <w:rPr>
+          <w:rStyle w:val="10"/>
         </w:rPr>
         <w:t>Roles of Client:</w:t>
       </w:r>
@@ -1416,11 +1410,11 @@
     </w:p>
     <w:p>
       <w:pPr>
-        <w:pStyle w:val="8"/>
-      </w:pPr>
-      <w:r>
-        <w:rPr>
-          <w:rStyle w:val="9"/>
+        <w:pStyle w:val="9"/>
+      </w:pPr>
+      <w:r>
+        <w:rPr>
+          <w:rStyle w:val="10"/>
         </w:rPr>
         <w:t>Example:</w:t>
       </w:r>
@@ -1448,7 +1442,7 @@
     </w:p>
     <w:p>
       <w:pPr>
-        <w:pStyle w:val="2"/>
+        <w:pStyle w:val="3"/>
       </w:pPr>
       <w:r>
         <w:t>Server</w:t>
@@ -1456,14 +1450,14 @@
     </w:p>
     <w:p>
       <w:pPr>
-        <w:pStyle w:val="8"/>
+        <w:pStyle w:val="9"/>
       </w:pPr>
       <w:r>
         <w:t xml:space="preserve">The </w:t>
       </w:r>
       <w:r>
         <w:rPr>
-          <w:rStyle w:val="9"/>
+          <w:rStyle w:val="10"/>
         </w:rPr>
         <w:t>server</w:t>
       </w:r>
@@ -1472,7 +1466,7 @@
       </w:r>
       <w:r>
         <w:rPr>
-          <w:rStyle w:val="9"/>
+          <w:rStyle w:val="10"/>
         </w:rPr>
         <w:t>provides resources or services</w:t>
       </w:r>
@@ -1482,11 +1476,11 @@
     </w:p>
     <w:p>
       <w:pPr>
-        <w:pStyle w:val="8"/>
-      </w:pPr>
-      <w:r>
-        <w:rPr>
-          <w:rStyle w:val="9"/>
+        <w:pStyle w:val="9"/>
+      </w:pPr>
+      <w:r>
+        <w:rPr>
+          <w:rStyle w:val="10"/>
         </w:rPr>
         <w:t>Roles of Server:</w:t>
       </w:r>
@@ -1553,7 +1547,7 @@
     </w:p>
     <w:p>
       <w:pPr>
-        <w:pStyle w:val="2"/>
+        <w:pStyle w:val="3"/>
       </w:pPr>
       <w:r>
         <w:t>Communication Flow</w:t>
@@ -1621,7 +1615,7 @@
     </w:p>
     <w:p>
       <w:pPr>
-        <w:pStyle w:val="2"/>
+        <w:pStyle w:val="3"/>
       </w:pPr>
       <w:r>
         <w:t>Short Exam Answer</w:t>
@@ -1629,7 +1623,7 @@
     </w:p>
     <w:p>
       <w:pPr>
-        <w:pStyle w:val="8"/>
+        <w:pStyle w:val="9"/>
       </w:pPr>
       <w:r>
         <w:t>The client sends requests for web resources, while the server processes those requests and returns the requested data. The client displays the response to the user, forming the client–server communication model.</w:t>
@@ -1659,7 +1653,7 @@
       </w:r>
       <w:r>
         <w:rPr>
-          <w:rStyle w:val="9"/>
+          <w:rStyle w:val="10"/>
         </w:rPr>
         <w:t>client</w:t>
       </w:r>
@@ -1668,7 +1662,7 @@
       </w:r>
       <w:r>
         <w:rPr>
-          <w:rStyle w:val="9"/>
+          <w:rStyle w:val="10"/>
         </w:rPr>
         <w:t>server</w:t>
       </w:r>
@@ -1677,7 +1671,7 @@
       </w:r>
       <w:r>
         <w:rPr>
-          <w:rStyle w:val="9"/>
+          <w:rStyle w:val="10"/>
         </w:rPr>
         <w:t>network layers</w:t>
       </w:r>
@@ -1686,7 +1680,7 @@
       </w:r>
       <w:r>
         <w:rPr>
-          <w:rStyle w:val="9"/>
+          <w:rStyle w:val="10"/>
         </w:rPr>
         <w:t>TCP/IP model</w:t>
       </w:r>
@@ -1722,7 +1716,7 @@
     <w:p>
       <w:r>
         <w:rPr>
-          <w:rStyle w:val="9"/>
+          <w:rStyle w:val="10"/>
         </w:rPr>
         <w:t>Example:</w:t>
       </w:r>
@@ -1773,7 +1767,7 @@
     <w:p>
       <w:r>
         <w:rPr>
-          <w:rStyle w:val="9"/>
+          <w:rStyle w:val="10"/>
         </w:rPr>
         <w:t>Client:</w:t>
       </w:r>
@@ -1785,7 +1779,7 @@
       </w:r>
       <w:r>
         <w:rPr>
-          <w:rStyle w:val="9"/>
+          <w:rStyle w:val="10"/>
         </w:rPr>
         <w:t>Server:</w:t>
       </w:r>
@@ -1831,7 +1825,7 @@
     <w:p>
       <w:r>
         <w:rPr>
-          <w:rStyle w:val="9"/>
+          <w:rStyle w:val="10"/>
         </w:rPr>
         <w:t>Client:</w:t>
       </w:r>
@@ -1843,7 +1837,7 @@
       </w:r>
       <w:r>
         <w:rPr>
-          <w:rStyle w:val="9"/>
+          <w:rStyle w:val="10"/>
         </w:rPr>
         <w:t>Server:</w:t>
       </w:r>
@@ -1889,7 +1883,7 @@
     <w:p>
       <w:r>
         <w:rPr>
-          <w:rStyle w:val="9"/>
+          <w:rStyle w:val="10"/>
         </w:rPr>
         <w:t>Client:</w:t>
       </w:r>
@@ -1901,7 +1895,7 @@
       </w:r>
       <w:r>
         <w:rPr>
-          <w:rStyle w:val="9"/>
+          <w:rStyle w:val="10"/>
         </w:rPr>
         <w:t>Server:</w:t>
       </w:r>
@@ -1956,7 +1950,7 @@
     </w:p>
     <w:tbl>
       <w:tblPr>
-        <w:tblStyle w:val="5"/>
+        <w:tblStyle w:val="6"/>
         <w:tblW w:w="0" w:type="auto"/>
         <w:tblCellSpacing w:w="15" w:type="dxa"/>
         <w:tblInd w:w="0" w:type="dxa"/>
@@ -2366,7 +2360,7 @@
       </w:r>
       <w:r>
         <w:rPr>
-          <w:rStyle w:val="9"/>
+          <w:rStyle w:val="10"/>
         </w:rPr>
         <w:t>TCP/IP model</w:t>
       </w:r>
@@ -2375,7 +2369,7 @@
       </w:r>
       <w:r>
         <w:rPr>
-          <w:rStyle w:val="9"/>
+          <w:rStyle w:val="10"/>
         </w:rPr>
         <w:t>four layers</w:t>
       </w:r>
@@ -2411,7 +2405,7 @@
     <w:p>
       <w:r>
         <w:rPr>
-          <w:rStyle w:val="9"/>
+          <w:rStyle w:val="10"/>
         </w:rPr>
         <w:t>Function:</w:t>
       </w:r>
@@ -2425,7 +2419,7 @@
     <w:p>
       <w:r>
         <w:rPr>
-          <w:rStyle w:val="9"/>
+          <w:rStyle w:val="10"/>
         </w:rPr>
         <w:t>Responsibilities:</w:t>
       </w:r>
@@ -2453,7 +2447,7 @@
     <w:p>
       <w:r>
         <w:rPr>
-          <w:rStyle w:val="9"/>
+          <w:rStyle w:val="10"/>
         </w:rPr>
         <w:t>Protocols:</w:t>
       </w:r>
@@ -2484,7 +2478,7 @@
     <w:p>
       <w:r>
         <w:rPr>
-          <w:rStyle w:val="9"/>
+          <w:rStyle w:val="10"/>
         </w:rPr>
         <w:t>Function:</w:t>
       </w:r>
@@ -2496,7 +2490,7 @@
       </w:r>
       <w:r>
         <w:rPr>
-          <w:rStyle w:val="9"/>
+          <w:rStyle w:val="10"/>
         </w:rPr>
         <w:t>end-to-end communication</w:t>
       </w:r>
@@ -2507,7 +2501,7 @@
     <w:p>
       <w:r>
         <w:rPr>
-          <w:rStyle w:val="9"/>
+          <w:rStyle w:val="10"/>
         </w:rPr>
         <w:t>Responsibilities:</w:t>
       </w:r>
@@ -2535,7 +2529,7 @@
     <w:p>
       <w:r>
         <w:rPr>
-          <w:rStyle w:val="9"/>
+          <w:rStyle w:val="10"/>
         </w:rPr>
         <w:t>Protocols:</w:t>
       </w:r>
@@ -2576,7 +2570,7 @@
     <w:p>
       <w:r>
         <w:rPr>
-          <w:rStyle w:val="9"/>
+          <w:rStyle w:val="10"/>
         </w:rPr>
         <w:t>Function:</w:t>
       </w:r>
@@ -2588,7 +2582,7 @@
       </w:r>
       <w:r>
         <w:rPr>
-          <w:rStyle w:val="9"/>
+          <w:rStyle w:val="10"/>
         </w:rPr>
         <w:t>logical addressing and routing</w:t>
       </w:r>
@@ -2599,7 +2593,7 @@
     <w:p>
       <w:r>
         <w:rPr>
-          <w:rStyle w:val="9"/>
+          <w:rStyle w:val="10"/>
         </w:rPr>
         <w:t>Responsibilities:</w:t>
       </w:r>
@@ -2622,7 +2616,7 @@
     <w:p>
       <w:r>
         <w:rPr>
-          <w:rStyle w:val="9"/>
+          <w:rStyle w:val="10"/>
         </w:rPr>
         <w:t>Protocols:</w:t>
       </w:r>
@@ -2653,7 +2647,7 @@
     <w:p>
       <w:r>
         <w:rPr>
-          <w:rStyle w:val="9"/>
+          <w:rStyle w:val="10"/>
         </w:rPr>
         <w:t>Function:</w:t>
       </w:r>
@@ -2665,7 +2659,7 @@
       </w:r>
       <w:r>
         <w:rPr>
-          <w:rStyle w:val="9"/>
+          <w:rStyle w:val="10"/>
         </w:rPr>
         <w:t>physical transmission</w:t>
       </w:r>
@@ -2676,7 +2670,7 @@
     <w:p>
       <w:r>
         <w:rPr>
-          <w:rStyle w:val="9"/>
+          <w:rStyle w:val="10"/>
         </w:rPr>
         <w:t>Responsibilities:</w:t>
       </w:r>
@@ -2699,7 +2693,7 @@
     <w:p>
       <w:r>
         <w:rPr>
-          <w:rStyle w:val="9"/>
+          <w:rStyle w:val="10"/>
         </w:rPr>
         <w:t>Examples:</w:t>
       </w:r>
@@ -2771,7 +2765,7 @@
     </w:p>
     <w:tbl>
       <w:tblPr>
-        <w:tblStyle w:val="5"/>
+        <w:tblStyle w:val="6"/>
         <w:tblW w:w="0" w:type="auto"/>
         <w:tblCellSpacing w:w="15" w:type="dxa"/>
         <w:tblInd w:w="0" w:type="dxa"/>
@@ -3173,7 +3167,7 @@
     <w:p>
       <w:r>
         <w:rPr>
-          <w:rStyle w:val="9"/>
+          <w:rStyle w:val="10"/>
         </w:rPr>
         <w:t>Client and Server</w:t>
       </w:r>
@@ -3192,7 +3186,7 @@
       </w:r>
       <w:r>
         <w:rPr>
-          <w:rStyle w:val="9"/>
+          <w:rStyle w:val="10"/>
         </w:rPr>
         <w:t>client</w:t>
       </w:r>
@@ -3201,7 +3195,7 @@
       </w:r>
       <w:r>
         <w:rPr>
-          <w:rStyle w:val="9"/>
+          <w:rStyle w:val="10"/>
         </w:rPr>
         <w:t>requests services or resources</w:t>
       </w:r>
@@ -3212,7 +3206,7 @@
     <w:p>
       <w:r>
         <w:rPr>
-          <w:rStyle w:val="9"/>
+          <w:rStyle w:val="10"/>
         </w:rPr>
         <w:t>Functions of Client:</w:t>
       </w:r>
@@ -3240,7 +3234,7 @@
     <w:p>
       <w:r>
         <w:rPr>
-          <w:rStyle w:val="9"/>
+          <w:rStyle w:val="10"/>
         </w:rPr>
         <w:t>Examples:</w:t>
       </w:r>
@@ -3286,7 +3280,7 @@
       </w:r>
       <w:r>
         <w:rPr>
-          <w:rStyle w:val="9"/>
+          <w:rStyle w:val="10"/>
         </w:rPr>
         <w:t>server</w:t>
       </w:r>
@@ -3295,7 +3289,7 @@
       </w:r>
       <w:r>
         <w:rPr>
-          <w:rStyle w:val="9"/>
+          <w:rStyle w:val="10"/>
         </w:rPr>
         <w:t>provides services or resources</w:t>
       </w:r>
@@ -3306,7 +3300,7 @@
     <w:p>
       <w:r>
         <w:rPr>
-          <w:rStyle w:val="9"/>
+          <w:rStyle w:val="10"/>
         </w:rPr>
         <w:t>Functions of Server:</w:t>
       </w:r>
@@ -3339,7 +3333,7 @@
     <w:p>
       <w:r>
         <w:rPr>
-          <w:rStyle w:val="9"/>
+          <w:rStyle w:val="10"/>
         </w:rPr>
         <w:t>Examples:</w:t>
       </w:r>
@@ -3426,7 +3420,7 @@
     </w:p>
     <w:tbl>
       <w:tblPr>
-        <w:tblStyle w:val="5"/>
+        <w:tblStyle w:val="6"/>
         <w:tblW w:w="0" w:type="auto"/>
         <w:tblCellSpacing w:w="15" w:type="dxa"/>
         <w:tblInd w:w="0" w:type="dxa"/>
@@ -3735,7 +3729,7 @@
     </w:p>
     <w:p>
       <w:pPr>
-        <w:pStyle w:val="2"/>
+        <w:pStyle w:val="3"/>
       </w:pPr>
       <w:r>
         <w:t>Client–Server Communication</w:t>
@@ -3743,11 +3737,11 @@
     </w:p>
     <w:p>
       <w:pPr>
-        <w:pStyle w:val="8"/>
-      </w:pPr>
-      <w:r>
-        <w:rPr>
-          <w:rStyle w:val="9"/>
+        <w:pStyle w:val="9"/>
+      </w:pPr>
+      <w:r>
+        <w:rPr>
+          <w:rStyle w:val="10"/>
         </w:rPr>
         <w:t>Client–server communication</w:t>
       </w:r>
@@ -3756,7 +3750,7 @@
       </w:r>
       <w:r>
         <w:rPr>
-          <w:rStyle w:val="9"/>
+          <w:rStyle w:val="10"/>
         </w:rPr>
         <w:t>client</w:t>
       </w:r>
@@ -3765,7 +3759,7 @@
       </w:r>
       <w:r>
         <w:rPr>
-          <w:rStyle w:val="9"/>
+          <w:rStyle w:val="10"/>
         </w:rPr>
         <w:t>server</w:t>
       </w:r>
@@ -3790,7 +3784,7 @@
     </w:p>
     <w:p>
       <w:pPr>
-        <w:pStyle w:val="2"/>
+        <w:pStyle w:val="3"/>
       </w:pPr>
       <w:r>
         <w:t>Steps in Client–Server Communication</w:t>
@@ -3806,7 +3800,7 @@
       </w:pPr>
       <w:r>
         <w:rPr>
-          <w:rStyle w:val="9"/>
+          <w:rStyle w:val="10"/>
         </w:rPr>
         <w:t>Client sends request</w:t>
       </w:r>
@@ -3827,7 +3821,7 @@
       </w:pPr>
       <w:r>
         <w:rPr>
-          <w:rStyle w:val="9"/>
+          <w:rStyle w:val="10"/>
         </w:rPr>
         <w:t>Server receives request</w:t>
       </w:r>
@@ -3848,7 +3842,7 @@
       </w:pPr>
       <w:r>
         <w:rPr>
-          <w:rStyle w:val="9"/>
+          <w:rStyle w:val="10"/>
         </w:rPr>
         <w:t>Server processes request</w:t>
       </w:r>
@@ -3905,7 +3899,7 @@
       </w:pPr>
       <w:r>
         <w:rPr>
-          <w:rStyle w:val="9"/>
+          <w:rStyle w:val="10"/>
         </w:rPr>
         <w:t>Server sends response</w:t>
       </w:r>
@@ -3926,7 +3920,7 @@
       </w:pPr>
       <w:r>
         <w:rPr>
-          <w:rStyle w:val="9"/>
+          <w:rStyle w:val="10"/>
         </w:rPr>
         <w:t>Client displays response</w:t>
       </w:r>
@@ -3957,7 +3951,7 @@
     </w:p>
     <w:p>
       <w:pPr>
-        <w:pStyle w:val="2"/>
+        <w:pStyle w:val="3"/>
       </w:pPr>
       <w:r>
         <w:t>Example</w:t>
@@ -4043,7 +4037,7 @@
     </w:p>
     <w:p>
       <w:pPr>
-        <w:pStyle w:val="2"/>
+        <w:pStyle w:val="3"/>
       </w:pPr>
       <w:r>
         <w:t>Communication Flow</w:t>
@@ -4051,7 +4045,7 @@
     </w:p>
     <w:p>
       <w:pPr>
-        <w:pStyle w:val="8"/>
+        <w:pStyle w:val="9"/>
       </w:pPr>
       <w:r>
         <w:t>Client → Request → Server → Response → Client</w:t>
@@ -4273,11 +4267,11 @@
     </w:p>
     <w:p>
       <w:pPr>
-        <w:pStyle w:val="8"/>
-      </w:pPr>
-      <w:r>
-        <w:rPr>
-          <w:rStyle w:val="9"/>
+        <w:pStyle w:val="9"/>
+      </w:pPr>
+      <w:r>
+        <w:rPr>
+          <w:rStyle w:val="10"/>
         </w:rPr>
         <w:t>Protocols</w:t>
       </w:r>
@@ -4302,7 +4296,7 @@
     </w:p>
     <w:p>
       <w:pPr>
-        <w:pStyle w:val="2"/>
+        <w:pStyle w:val="3"/>
       </w:pPr>
       <w:r>
         <w:t>Functions of Protocols</w:t>
@@ -4388,7 +4382,7 @@
     </w:p>
     <w:p>
       <w:pPr>
-        <w:pStyle w:val="2"/>
+        <w:pStyle w:val="3"/>
       </w:pPr>
       <w:r>
         <w:t>Common Network Protocols</w:t>
@@ -4396,7 +4390,7 @@
     </w:p>
     <w:p>
       <w:pPr>
-        <w:pStyle w:val="3"/>
+        <w:pStyle w:val="4"/>
       </w:pPr>
       <w:r>
         <w:t>1. HTTP (HyperText Transfer Protocol)</w:t>
@@ -4428,7 +4422,7 @@
     </w:p>
     <w:p>
       <w:pPr>
-        <w:pStyle w:val="8"/>
+        <w:pStyle w:val="9"/>
       </w:pPr>
       <w:r>
         <w:t>Example: Opening a website</w:t>
@@ -4451,7 +4445,7 @@
     </w:p>
     <w:p>
       <w:pPr>
-        <w:pStyle w:val="3"/>
+        <w:pStyle w:val="4"/>
       </w:pPr>
       <w:r>
         <w:t>2. HTTPS (Secure HTTP)</w:t>
@@ -4483,7 +4477,7 @@
     </w:p>
     <w:p>
       <w:pPr>
-        <w:pStyle w:val="8"/>
+        <w:pStyle w:val="9"/>
       </w:pPr>
       <w:r>
         <w:t>Example: Online banking</w:t>
@@ -4506,7 +4500,7 @@
     </w:p>
     <w:p>
       <w:pPr>
-        <w:pStyle w:val="3"/>
+        <w:pStyle w:val="4"/>
       </w:pPr>
       <w:r>
         <w:t>3. FTP (File Transfer Protocol)</w:t>
@@ -4538,7 +4532,7 @@
     </w:p>
     <w:p>
       <w:pPr>
-        <w:pStyle w:val="8"/>
+        <w:pStyle w:val="9"/>
       </w:pPr>
       <w:r>
         <w:t>Example: Upload website files</w:t>
@@ -4561,7 +4555,7 @@
     </w:p>
     <w:p>
       <w:pPr>
-        <w:pStyle w:val="3"/>
+        <w:pStyle w:val="4"/>
       </w:pPr>
       <w:r>
         <w:t>4. SMTP (Simple Mail Transfer Protocol)</w:t>
@@ -4599,7 +4593,7 @@
     </w:p>
     <w:p>
       <w:pPr>
-        <w:pStyle w:val="3"/>
+        <w:pStyle w:val="4"/>
       </w:pPr>
       <w:r>
         <w:t>5. POP3 / IMAP</w:t>
@@ -4637,7 +4631,7 @@
     </w:p>
     <w:p>
       <w:pPr>
-        <w:pStyle w:val="3"/>
+        <w:pStyle w:val="4"/>
       </w:pPr>
       <w:r>
         <w:t>6. TCP (Transmission Control Protocol)</w:t>
@@ -4687,7 +4681,7 @@
     </w:p>
     <w:p>
       <w:pPr>
-        <w:pStyle w:val="3"/>
+        <w:pStyle w:val="4"/>
       </w:pPr>
       <w:r>
         <w:t>7. IP (Internet Protocol)</w:t>
@@ -4737,7 +4731,7 @@
     </w:p>
     <w:p>
       <w:pPr>
-        <w:pStyle w:val="2"/>
+        <w:pStyle w:val="3"/>
       </w:pPr>
       <w:r>
         <w:t>Summary Table</w:t>
@@ -4745,7 +4739,7 @@
     </w:p>
     <w:tbl>
       <w:tblPr>
-        <w:tblStyle w:val="5"/>
+        <w:tblStyle w:val="6"/>
         <w:tblW w:w="0" w:type="auto"/>
         <w:tblCellSpacing w:w="15" w:type="dxa"/>
         <w:tblInd w:w="0" w:type="dxa"/>
@@ -5200,7 +5194,7 @@
     </w:p>
     <w:p>
       <w:pPr>
-        <w:pStyle w:val="2"/>
+        <w:pStyle w:val="3"/>
       </w:pPr>
       <w:r>
         <w:t>Differences Between HTTP and HTTPS</w:t>
@@ -5208,7 +5202,7 @@
     </w:p>
     <w:tbl>
       <w:tblPr>
-        <w:tblStyle w:val="5"/>
+        <w:tblStyle w:val="6"/>
         <w:tblW w:w="0" w:type="auto"/>
         <w:tblCellSpacing w:w="15" w:type="dxa"/>
         <w:tblInd w:w="0" w:type="dxa"/>
@@ -5226,14 +5220,6 @@
         <w:gridCol w:w="3254"/>
       </w:tblGrid>
       <w:tr>
-        <w:tblPrEx>
-          <w:tblCellMar>
-            <w:top w:w="15" w:type="dxa"/>
-            <w:left w:w="15" w:type="dxa"/>
-            <w:bottom w:w="15" w:type="dxa"/>
-            <w:right w:w="15" w:type="dxa"/>
-          </w:tblCellMar>
-        </w:tblPrEx>
         <w:trPr>
           <w:tblHeader/>
           <w:tblCellSpacing w:w="15" w:type="dxa"/>
@@ -5841,7 +5827,7 @@
     </w:p>
     <w:p>
       <w:pPr>
-        <w:pStyle w:val="2"/>
+        <w:pStyle w:val="3"/>
       </w:pPr>
       <w:r>
         <w:t>HTTP</w:t>
@@ -5897,7 +5883,7 @@
     </w:p>
     <w:p>
       <w:pPr>
-        <w:pStyle w:val="8"/>
+        <w:pStyle w:val="9"/>
       </w:pPr>
       <w:r>
         <w:t>Example:</w:t>
@@ -5907,7 +5893,7 @@
       </w:r>
       <w:r>
         <w:rPr>
-          <w:rStyle w:val="6"/>
+          <w:rStyle w:val="7"/>
         </w:rPr>
         <w:t>http://example.com</w:t>
       </w:r>
@@ -5929,7 +5915,7 @@
     </w:p>
     <w:p>
       <w:pPr>
-        <w:pStyle w:val="2"/>
+        <w:pStyle w:val="3"/>
       </w:pPr>
       <w:r>
         <w:t>HTTPS</w:t>
@@ -5992,7 +5978,7 @@
       </w:r>
       <w:r>
         <w:rPr>
-          <w:rStyle w:val="6"/>
+          <w:rStyle w:val="7"/>
           <w:rFonts w:eastAsiaTheme="minorHAnsi"/>
         </w:rPr>
         <w:t>https://example.com</w:t>
@@ -6043,7 +6029,7 @@
     <w:p>
       <w:r>
         <w:rPr>
-          <w:rStyle w:val="9"/>
+          <w:rStyle w:val="10"/>
         </w:rPr>
         <w:t>Application Security</w:t>
       </w:r>
@@ -6052,7 +6038,7 @@
       </w:r>
       <w:r>
         <w:rPr>
-          <w:rStyle w:val="9"/>
+          <w:rStyle w:val="10"/>
         </w:rPr>
         <w:t>protect software applications</w:t>
       </w:r>
@@ -6066,7 +6052,7 @@
       </w:r>
       <w:r>
         <w:rPr>
-          <w:rStyle w:val="9"/>
+          <w:rStyle w:val="10"/>
         </w:rPr>
         <w:t>security vulnerabilities</w:t>
       </w:r>
@@ -6394,7 +6380,7 @@
     <w:p>
       <w:r>
         <w:rPr>
-          <w:rStyle w:val="9"/>
+          <w:rStyle w:val="10"/>
         </w:rPr>
         <w:t>Encryption</w:t>
       </w:r>
@@ -6520,7 +6506,7 @@
     <w:p>
       <w:r>
         <w:rPr>
-          <w:rStyle w:val="9"/>
+          <w:rStyle w:val="10"/>
         </w:rPr>
         <w:t>Software applications</w:t>
       </w:r>
@@ -6571,7 +6557,7 @@
     <w:p>
       <w:r>
         <w:rPr>
-          <w:rStyle w:val="9"/>
+          <w:rStyle w:val="10"/>
         </w:rPr>
         <w:t>Examples:</w:t>
       </w:r>
@@ -6617,7 +6603,7 @@
     <w:p>
       <w:r>
         <w:rPr>
-          <w:rStyle w:val="9"/>
+          <w:rStyle w:val="10"/>
         </w:rPr>
         <w:t>Examples:</w:t>
       </w:r>
@@ -6663,7 +6649,7 @@
     <w:p>
       <w:r>
         <w:rPr>
-          <w:rStyle w:val="9"/>
+          <w:rStyle w:val="10"/>
         </w:rPr>
         <w:t>Examples:</w:t>
       </w:r>
@@ -6709,7 +6695,7 @@
     <w:p>
       <w:r>
         <w:rPr>
-          <w:rStyle w:val="9"/>
+          <w:rStyle w:val="10"/>
         </w:rPr>
         <w:t>Examples:</w:t>
       </w:r>
@@ -6750,7 +6736,7 @@
     <w:p>
       <w:r>
         <w:rPr>
-          <w:rStyle w:val="9"/>
+          <w:rStyle w:val="10"/>
         </w:rPr>
         <w:t>Examples:</w:t>
       </w:r>
@@ -6780,7 +6766,7 @@
     </w:p>
     <w:tbl>
       <w:tblPr>
-        <w:tblStyle w:val="5"/>
+        <w:tblStyle w:val="6"/>
         <w:tblW w:w="0" w:type="auto"/>
         <w:tblCellSpacing w:w="15" w:type="dxa"/>
         <w:tblInd w:w="0" w:type="dxa"/>
@@ -7250,7 +7236,7 @@
     </w:p>
     <w:tbl>
       <w:tblPr>
-        <w:tblStyle w:val="5"/>
+        <w:tblStyle w:val="6"/>
         <w:tblW w:w="0" w:type="auto"/>
         <w:tblCellSpacing w:w="15" w:type="dxa"/>
         <w:tblInd w:w="0" w:type="dxa"/>
@@ -7773,7 +7759,7 @@
     <w:p>
       <w:r>
         <w:rPr>
-          <w:rStyle w:val="9"/>
+          <w:rStyle w:val="10"/>
         </w:rPr>
         <w:t>Examples:</w:t>
       </w:r>
@@ -7831,7 +7817,7 @@
     <w:p>
       <w:r>
         <w:rPr>
-          <w:rStyle w:val="9"/>
+          <w:rStyle w:val="10"/>
         </w:rPr>
         <w:t>Examples:</w:t>
       </w:r>
@@ -7943,7 +7929,7 @@
     <w:p>
       <w:r>
         <w:rPr>
-          <w:rStyle w:val="9"/>
+          <w:rStyle w:val="10"/>
         </w:rPr>
         <w:t>Modularity</w:t>
       </w:r>
@@ -7952,7 +7938,7 @@
       </w:r>
       <w:r>
         <w:rPr>
-          <w:rStyle w:val="9"/>
+          <w:rStyle w:val="10"/>
         </w:rPr>
         <w:t>smaller, independent modules</w:t>
       </w:r>
@@ -8162,7 +8148,7 @@
     <w:p>
       <w:r>
         <w:rPr>
-          <w:rStyle w:val="9"/>
+          <w:rStyle w:val="10"/>
         </w:rPr>
         <w:t>Layers</w:t>
       </w:r>
@@ -8348,7 +8334,7 @@
       </w:r>
       <w:r>
         <w:rPr>
-          <w:rStyle w:val="9"/>
+          <w:rStyle w:val="10"/>
         </w:rPr>
         <w:t>software environment</w:t>
       </w:r>
@@ -8357,7 +8343,7 @@
       </w:r>
       <w:r>
         <w:rPr>
-          <w:rStyle w:val="9"/>
+          <w:rStyle w:val="10"/>
         </w:rPr>
         <w:t>tools, platforms, and configurations</w:t>
       </w:r>
@@ -8403,7 +8389,7 @@
     <w:p>
       <w:r>
         <w:rPr>
-          <w:rStyle w:val="9"/>
+          <w:rStyle w:val="10"/>
         </w:rPr>
         <w:t>Features:</w:t>
       </w:r>
@@ -8426,7 +8412,7 @@
     <w:p>
       <w:r>
         <w:rPr>
-          <w:rStyle w:val="9"/>
+          <w:rStyle w:val="10"/>
         </w:rPr>
         <w:t>Example:</w:t>
       </w:r>
@@ -8462,7 +8448,7 @@
     <w:p>
       <w:r>
         <w:rPr>
-          <w:rStyle w:val="9"/>
+          <w:rStyle w:val="10"/>
         </w:rPr>
         <w:t>Features:</w:t>
       </w:r>
@@ -8485,7 +8471,7 @@
     <w:p>
       <w:r>
         <w:rPr>
-          <w:rStyle w:val="9"/>
+          <w:rStyle w:val="10"/>
         </w:rPr>
         <w:t>Purpose:</w:t>
       </w:r>
@@ -8519,7 +8505,7 @@
       </w:r>
       <w:r>
         <w:rPr>
-          <w:rStyle w:val="9"/>
+          <w:rStyle w:val="10"/>
         </w:rPr>
         <w:t>pre-production</w:t>
       </w:r>
@@ -8530,7 +8516,7 @@
     <w:p>
       <w:r>
         <w:rPr>
-          <w:rStyle w:val="9"/>
+          <w:rStyle w:val="10"/>
         </w:rPr>
         <w:t>Features:</w:t>
       </w:r>
@@ -8578,7 +8564,7 @@
     <w:p>
       <w:r>
         <w:rPr>
-          <w:rStyle w:val="9"/>
+          <w:rStyle w:val="10"/>
         </w:rPr>
         <w:t>Features:</w:t>
       </w:r>
@@ -8645,7 +8631,7 @@
     </w:p>
     <w:tbl>
       <w:tblPr>
-        <w:tblStyle w:val="5"/>
+        <w:tblStyle w:val="6"/>
         <w:tblW w:w="0" w:type="auto"/>
         <w:tblCellSpacing w:w="15" w:type="dxa"/>
         <w:tblInd w:w="0" w:type="dxa"/>
@@ -8662,14 +8648,6 @@
         <w:gridCol w:w="1752"/>
       </w:tblGrid>
       <w:tr>
-        <w:tblPrEx>
-          <w:tblCellMar>
-            <w:top w:w="15" w:type="dxa"/>
-            <w:left w:w="15" w:type="dxa"/>
-            <w:bottom w:w="15" w:type="dxa"/>
-            <w:right w:w="15" w:type="dxa"/>
-          </w:tblCellMar>
-        </w:tblPrEx>
         <w:trPr>
           <w:tblHeader/>
           <w:tblCellSpacing w:w="15" w:type="dxa"/>
@@ -8963,7 +8941,7 @@
       </w:r>
       <w:r>
         <w:rPr>
-          <w:rStyle w:val="9"/>
+          <w:rStyle w:val="10"/>
         </w:rPr>
         <w:t>development environment</w:t>
       </w:r>
@@ -8972,7 +8950,7 @@
       </w:r>
       <w:r>
         <w:rPr>
-          <w:rStyle w:val="9"/>
+          <w:rStyle w:val="10"/>
         </w:rPr>
         <w:t>write, test, and debug software efficiently</w:t>
       </w:r>
@@ -9115,7 +9093,7 @@
     <w:p>
       <w:r>
         <w:rPr>
-          <w:rStyle w:val="9"/>
+          <w:rStyle w:val="10"/>
         </w:rPr>
         <w:t>Source code</w:t>
       </w:r>
@@ -9129,7 +9107,7 @@
       </w:r>
       <w:r>
         <w:rPr>
-          <w:rStyle w:val="9"/>
+          <w:rStyle w:val="10"/>
         </w:rPr>
         <w:t>human-readable</w:t>
       </w:r>
@@ -9139,7 +9117,7 @@
     </w:p>
     <w:p>
       <w:pPr>
-        <w:pStyle w:val="21"/>
+        <w:pStyle w:val="22"/>
         <w:numPr>
           <w:ilvl w:val="0"/>
           <w:numId w:val="20"/>
@@ -9151,7 +9129,7 @@
     </w:p>
     <w:p>
       <w:pPr>
-        <w:pStyle w:val="21"/>
+        <w:pStyle w:val="22"/>
         <w:numPr>
           <w:ilvl w:val="0"/>
           <w:numId w:val="20"/>
@@ -9185,7 +9163,7 @@
     </w:p>
     <w:tbl>
       <w:tblPr>
-        <w:tblStyle w:val="5"/>
+        <w:tblStyle w:val="6"/>
         <w:tblW w:w="0" w:type="auto"/>
         <w:tblCellSpacing w:w="15" w:type="dxa"/>
         <w:tblInd w:w="0" w:type="dxa"/>
@@ -9713,7 +9691,7 @@
     <w:p>
       <w:r>
         <w:rPr>
-          <w:rStyle w:val="23"/>
+          <w:rStyle w:val="24"/>
         </w:rPr>
         <w:t>printf</w:t>
       </w:r>
@@ -9722,7 +9700,7 @@
       </w:r>
       <w:r>
         <w:rPr>
-          <w:rStyle w:val="24"/>
+          <w:rStyle w:val="25"/>
         </w:rPr>
         <w:t>"Hello"</w:t>
       </w:r>
@@ -9820,7 +9798,7 @@
     <w:p>
       <w:r>
         <w:rPr>
-          <w:rStyle w:val="9"/>
+          <w:rStyle w:val="10"/>
         </w:rPr>
         <w:t>GitHub</w:t>
       </w:r>
@@ -9829,7 +9807,7 @@
       </w:r>
       <w:r>
         <w:rPr>
-          <w:rStyle w:val="9"/>
+          <w:rStyle w:val="10"/>
         </w:rPr>
         <w:t>store, manage, and share source code</w:t>
       </w:r>
@@ -9838,7 +9816,7 @@
       </w:r>
       <w:r>
         <w:rPr>
-          <w:rStyle w:val="9"/>
+          <w:rStyle w:val="10"/>
         </w:rPr>
         <w:t>Git</w:t>
       </w:r>
@@ -10156,7 +10134,7 @@
     <w:p>
       <w:r>
         <w:rPr>
-          <w:rStyle w:val="9"/>
+          <w:rStyle w:val="10"/>
         </w:rPr>
         <w:t>Version control</w:t>
       </w:r>
@@ -10165,7 +10143,7 @@
       </w:r>
       <w:r>
         <w:rPr>
-          <w:rStyle w:val="9"/>
+          <w:rStyle w:val="10"/>
         </w:rPr>
         <w:t>track changes</w:t>
       </w:r>
@@ -10174,7 +10152,7 @@
       </w:r>
       <w:r>
         <w:rPr>
-          <w:rStyle w:val="9"/>
+          <w:rStyle w:val="10"/>
         </w:rPr>
         <w:t>collaborate</w:t>
       </w:r>
@@ -10183,7 +10161,7 @@
       </w:r>
       <w:r>
         <w:rPr>
-          <w:rStyle w:val="9"/>
+          <w:rStyle w:val="10"/>
         </w:rPr>
         <w:t>manage different versions</w:t>
       </w:r>
@@ -10346,7 +10324,7 @@
       </w:r>
       <w:r>
         <w:rPr>
-          <w:rStyle w:val="9"/>
+          <w:rStyle w:val="10"/>
         </w:rPr>
         <w:t>GitHub Student Account</w:t>
       </w:r>
@@ -10355,7 +10333,7 @@
       </w:r>
       <w:r>
         <w:rPr>
-          <w:rStyle w:val="9"/>
+          <w:rStyle w:val="10"/>
         </w:rPr>
         <w:t>free access to developer tools, learning resources, and GitHub features</w:t>
       </w:r>
@@ -10364,7 +10342,7 @@
       </w:r>
       <w:r>
         <w:rPr>
-          <w:rStyle w:val="9"/>
+          <w:rStyle w:val="10"/>
         </w:rPr>
         <w:t>GitHub Student Developer Pack</w:t>
       </w:r>
@@ -10453,7 +10431,7 @@
       </w:r>
       <w:r>
         <w:rPr>
-          <w:rStyle w:val="6"/>
+          <w:rStyle w:val="7"/>
           <w:rFonts w:eastAsiaTheme="majorEastAsia"/>
         </w:rPr>
         <w:t>.edu</w:t>
@@ -10463,7 +10441,7 @@
       </w:r>
       <w:r>
         <w:rPr>
-          <w:rStyle w:val="9"/>
+          <w:rStyle w:val="10"/>
         </w:rPr>
         <w:t>OR</w:t>
       </w:r>
@@ -10512,7 +10490,7 @@
       </w:r>
       <w:r>
         <w:rPr>
-          <w:rStyle w:val="9"/>
+          <w:rStyle w:val="10"/>
         </w:rPr>
         <w:t>GitHub Student Developer Pack</w:t>
       </w:r>
@@ -10526,7 +10504,7 @@
       </w:r>
       <w:r>
         <w:rPr>
-          <w:rStyle w:val="9"/>
+          <w:rStyle w:val="10"/>
         </w:rPr>
         <w:t>Get Student Benefits</w:t>
       </w:r>
@@ -10649,7 +10627,7 @@
     <w:p>
       <w:r>
         <w:rPr>
-          <w:rStyle w:val="9"/>
+          <w:rStyle w:val="10"/>
         </w:rPr>
         <w:t>Version Control</w:t>
       </w:r>
@@ -10663,7 +10641,7 @@
     <w:p>
       <w:r>
         <w:rPr>
-          <w:rStyle w:val="9"/>
+          <w:rStyle w:val="10"/>
         </w:rPr>
         <w:t>Collaboration</w:t>
       </w:r>
@@ -10677,7 +10655,7 @@
     <w:p>
       <w:r>
         <w:rPr>
-          <w:rStyle w:val="9"/>
+          <w:rStyle w:val="10"/>
         </w:rPr>
         <w:t>Project Backup</w:t>
       </w:r>
@@ -10691,7 +10669,7 @@
     <w:p>
       <w:r>
         <w:rPr>
-          <w:rStyle w:val="9"/>
+          <w:rStyle w:val="10"/>
         </w:rPr>
         <w:t>Portfolio Creation</w:t>
       </w:r>
@@ -10705,7 +10683,7 @@
     <w:p>
       <w:r>
         <w:rPr>
-          <w:rStyle w:val="9"/>
+          <w:rStyle w:val="10"/>
         </w:rPr>
         <w:t>Learning Open Source</w:t>
       </w:r>
@@ -10719,7 +10697,7 @@
     <w:p>
       <w:r>
         <w:rPr>
-          <w:rStyle w:val="9"/>
+          <w:rStyle w:val="10"/>
         </w:rPr>
         <w:t>GitHub Student Developer Pack</w:t>
       </w:r>
@@ -10733,7 +10711,7 @@
     <w:p>
       <w:r>
         <w:rPr>
-          <w:rStyle w:val="9"/>
+          <w:rStyle w:val="10"/>
         </w:rPr>
         <w:t>Branching and Experimentation</w:t>
       </w:r>
@@ -10797,7 +10775,7 @@
       </w:r>
       <w:r>
         <w:rPr>
-          <w:rStyle w:val="9"/>
+          <w:rStyle w:val="10"/>
         </w:rPr>
         <w:t>three main types</w:t>
       </w:r>
@@ -10818,7 +10796,7 @@
     <w:p>
       <w:r>
         <w:rPr>
-          <w:rStyle w:val="9"/>
+          <w:rStyle w:val="10"/>
         </w:rPr>
         <w:t>Functions:</w:t>
       </w:r>
@@ -10841,7 +10819,7 @@
     <w:p>
       <w:r>
         <w:rPr>
-          <w:rStyle w:val="9"/>
+          <w:rStyle w:val="10"/>
         </w:rPr>
         <w:t>Examples:</w:t>
       </w:r>
@@ -10887,7 +10865,7 @@
       </w:r>
       <w:r>
         <w:rPr>
-          <w:rStyle w:val="9"/>
+          <w:rStyle w:val="10"/>
         </w:rPr>
         <w:t>specific tasks for users</w:t>
       </w:r>
@@ -10898,7 +10876,7 @@
     <w:p>
       <w:r>
         <w:rPr>
-          <w:rStyle w:val="9"/>
+          <w:rStyle w:val="10"/>
         </w:rPr>
         <w:t>Examples:</w:t>
       </w:r>
@@ -10926,7 +10904,7 @@
     <w:p>
       <w:r>
         <w:rPr>
-          <w:rStyle w:val="9"/>
+          <w:rStyle w:val="10"/>
         </w:rPr>
         <w:t>Uses:</w:t>
       </w:r>
@@ -10972,7 +10950,7 @@
       </w:r>
       <w:r>
         <w:rPr>
-          <w:rStyle w:val="9"/>
+          <w:rStyle w:val="10"/>
         </w:rPr>
         <w:t>write, test, and debug programs</w:t>
       </w:r>
@@ -10983,7 +10961,7 @@
     <w:p>
       <w:r>
         <w:rPr>
-          <w:rStyle w:val="9"/>
+          <w:rStyle w:val="10"/>
         </w:rPr>
         <w:t>Examples:</w:t>
       </w:r>
@@ -11030,7 +11008,7 @@
     </w:p>
     <w:tbl>
       <w:tblPr>
-        <w:tblStyle w:val="5"/>
+        <w:tblStyle w:val="6"/>
         <w:tblW w:w="0" w:type="auto"/>
         <w:tblCellSpacing w:w="15" w:type="dxa"/>
         <w:tblInd w:w="0" w:type="dxa"/>
@@ -11372,7 +11350,7 @@
     </w:p>
     <w:tbl>
       <w:tblPr>
-        <w:tblStyle w:val="5"/>
+        <w:tblStyle w:val="6"/>
         <w:tblW w:w="0" w:type="auto"/>
         <w:tblCellSpacing w:w="15" w:type="dxa"/>
         <w:tblInd w:w="0" w:type="dxa"/>
@@ -11964,7 +11942,7 @@
     <w:p>
       <w:r>
         <w:rPr>
-          <w:rStyle w:val="9"/>
+          <w:rStyle w:val="10"/>
         </w:rPr>
         <w:t>Examples:</w:t>
       </w:r>
@@ -12015,7 +11993,7 @@
     <w:p>
       <w:r>
         <w:rPr>
-          <w:rStyle w:val="9"/>
+          <w:rStyle w:val="10"/>
         </w:rPr>
         <w:t>Examples:</w:t>
       </w:r>
@@ -12073,7 +12051,7 @@
     <w:p>
       <w:r>
         <w:rPr>
-          <w:rStyle w:val="9"/>
+          <w:rStyle w:val="10"/>
         </w:rPr>
         <w:t>Git</w:t>
       </w:r>
@@ -12082,7 +12060,7 @@
       </w:r>
       <w:r>
         <w:rPr>
-          <w:rStyle w:val="9"/>
+          <w:rStyle w:val="10"/>
         </w:rPr>
         <w:t>version control system</w:t>
       </w:r>
@@ -12094,7 +12072,7 @@
       </w:r>
       <w:r>
         <w:rPr>
-          <w:rStyle w:val="9"/>
+          <w:rStyle w:val="10"/>
         </w:rPr>
         <w:t>GitHub</w:t>
       </w:r>
@@ -12103,7 +12081,7 @@
       </w:r>
       <w:r>
         <w:rPr>
-          <w:rStyle w:val="9"/>
+          <w:rStyle w:val="10"/>
         </w:rPr>
         <w:t>cloud platform</w:t>
       </w:r>
@@ -12133,7 +12111,7 @@
     </w:p>
     <w:tbl>
       <w:tblPr>
-        <w:tblStyle w:val="5"/>
+        <w:tblStyle w:val="6"/>
         <w:tblW w:w="0" w:type="auto"/>
         <w:tblCellSpacing w:w="15" w:type="dxa"/>
         <w:tblInd w:w="0" w:type="dxa"/>
@@ -12453,7 +12431,7 @@
       </w:r>
       <w:r>
         <w:rPr>
-          <w:rStyle w:val="9"/>
+          <w:rStyle w:val="10"/>
         </w:rPr>
         <w:t>work on the same project simultaneously</w:t>
       </w:r>
@@ -12617,7 +12595,7 @@
     <w:p>
       <w:r>
         <w:rPr>
-          <w:rStyle w:val="9"/>
+          <w:rStyle w:val="10"/>
         </w:rPr>
         <w:t>Application software</w:t>
       </w:r>
@@ -12626,7 +12604,7 @@
       </w:r>
       <w:r>
         <w:rPr>
-          <w:rStyle w:val="9"/>
+          <w:rStyle w:val="10"/>
         </w:rPr>
         <w:t>specific tasks</w:t>
       </w:r>
@@ -12640,7 +12618,7 @@
       </w:r>
       <w:r>
         <w:rPr>
-          <w:rStyle w:val="9"/>
+          <w:rStyle w:val="10"/>
         </w:rPr>
         <w:t>system software</w:t>
       </w:r>
@@ -12726,7 +12704,7 @@
     <w:p>
       <w:r>
         <w:rPr>
-          <w:rStyle w:val="9"/>
+          <w:rStyle w:val="10"/>
         </w:rPr>
         <w:t>Examples:</w:t>
       </w:r>
@@ -12774,7 +12752,7 @@
     <w:p>
       <w:r>
         <w:rPr>
-          <w:rStyle w:val="9"/>
+          <w:rStyle w:val="10"/>
         </w:rPr>
         <w:t>Examples:</w:t>
       </w:r>
@@ -12822,7 +12800,7 @@
     <w:p>
       <w:r>
         <w:rPr>
-          <w:rStyle w:val="9"/>
+          <w:rStyle w:val="10"/>
         </w:rPr>
         <w:t>Examples:</w:t>
       </w:r>
@@ -12904,7 +12882,7 @@
     </w:p>
     <w:tbl>
       <w:tblPr>
-        <w:tblStyle w:val="5"/>
+        <w:tblStyle w:val="6"/>
         <w:tblW w:w="0" w:type="auto"/>
         <w:tblCellSpacing w:w="15" w:type="dxa"/>
         <w:tblInd w:w="0" w:type="dxa"/>
@@ -13222,7 +13200,7 @@
       </w:r>
       <w:r>
         <w:rPr>
-          <w:rStyle w:val="9"/>
+          <w:rStyle w:val="10"/>
         </w:rPr>
         <w:t>perform daily operations efficiently and accurately</w:t>
       </w:r>
@@ -13388,7 +13366,7 @@
       </w:r>
       <w:r>
         <w:rPr>
-          <w:rStyle w:val="9"/>
+          <w:rStyle w:val="10"/>
         </w:rPr>
         <w:t>Software Development Process</w:t>
       </w:r>
@@ -13397,7 +13375,7 @@
       </w:r>
       <w:r>
         <w:rPr>
-          <w:rStyle w:val="9"/>
+          <w:rStyle w:val="10"/>
         </w:rPr>
         <w:t>design, create, test, and maintain software</w:t>
       </w:r>
@@ -13615,7 +13593,7 @@
     <w:p>
       <w:r>
         <w:rPr>
-          <w:rStyle w:val="9"/>
+          <w:rStyle w:val="10"/>
         </w:rPr>
         <w:t>Requirement Analysis</w:t>
       </w:r>
@@ -13629,7 +13607,7 @@
     <w:p>
       <w:r>
         <w:rPr>
-          <w:rStyle w:val="9"/>
+          <w:rStyle w:val="10"/>
         </w:rPr>
         <w:t>System Design</w:t>
       </w:r>
@@ -13643,7 +13621,7 @@
     <w:p>
       <w:r>
         <w:rPr>
-          <w:rStyle w:val="9"/>
+          <w:rStyle w:val="10"/>
         </w:rPr>
         <w:t>Implementation (Coding)</w:t>
       </w:r>
@@ -13657,7 +13635,7 @@
     <w:p>
       <w:r>
         <w:rPr>
-          <w:rStyle w:val="9"/>
+          <w:rStyle w:val="10"/>
         </w:rPr>
         <w:t>Testing</w:t>
       </w:r>
@@ -13671,7 +13649,7 @@
     <w:p>
       <w:r>
         <w:rPr>
-          <w:rStyle w:val="9"/>
+          <w:rStyle w:val="10"/>
         </w:rPr>
         <w:t>Deployment</w:t>
       </w:r>
@@ -13685,7 +13663,7 @@
     <w:p>
       <w:r>
         <w:rPr>
-          <w:rStyle w:val="9"/>
+          <w:rStyle w:val="10"/>
         </w:rPr>
         <w:t>Maintenance</w:t>
       </w:r>
@@ -13741,7 +13719,7 @@
     <w:p>
       <w:r>
         <w:rPr>
-          <w:rStyle w:val="9"/>
+          <w:rStyle w:val="10"/>
         </w:rPr>
         <w:t>Software requirements</w:t>
       </w:r>
@@ -13750,7 +13728,7 @@
       </w:r>
       <w:r>
         <w:rPr>
-          <w:rStyle w:val="9"/>
+          <w:rStyle w:val="10"/>
         </w:rPr>
         <w:t>conditions or capabilities</w:t>
       </w:r>
@@ -13759,7 +13737,7 @@
       </w:r>
       <w:r>
         <w:rPr>
-          <w:rStyle w:val="9"/>
+          <w:rStyle w:val="10"/>
         </w:rPr>
         <w:t>what the system should do</w:t>
       </w:r>
@@ -13768,7 +13746,7 @@
       </w:r>
       <w:r>
         <w:rPr>
-          <w:rStyle w:val="9"/>
+          <w:rStyle w:val="10"/>
         </w:rPr>
         <w:t>how it should perform</w:t>
       </w:r>
@@ -13807,7 +13785,7 @@
       </w:r>
       <w:r>
         <w:rPr>
-          <w:rStyle w:val="9"/>
+          <w:rStyle w:val="10"/>
         </w:rPr>
         <w:t>what the system should do</w:t>
       </w:r>
@@ -13818,7 +13796,7 @@
     <w:p>
       <w:r>
         <w:rPr>
-          <w:rStyle w:val="9"/>
+          <w:rStyle w:val="10"/>
         </w:rPr>
         <w:t>Examples:</w:t>
       </w:r>
@@ -13869,7 +13847,7 @@
       </w:r>
       <w:r>
         <w:rPr>
-          <w:rStyle w:val="9"/>
+          <w:rStyle w:val="10"/>
         </w:rPr>
         <w:t>how the system should perform</w:t>
       </w:r>
@@ -13880,7 +13858,7 @@
     <w:p>
       <w:r>
         <w:rPr>
-          <w:rStyle w:val="9"/>
+          <w:rStyle w:val="10"/>
         </w:rPr>
         <w:t>Examples:</w:t>
       </w:r>
@@ -13938,7 +13916,7 @@
     <w:p>
       <w:r>
         <w:rPr>
-          <w:rStyle w:val="9"/>
+          <w:rStyle w:val="10"/>
         </w:rPr>
         <w:t>Example:</w:t>
       </w:r>
@@ -13977,7 +13955,7 @@
     <w:p>
       <w:r>
         <w:rPr>
-          <w:rStyle w:val="9"/>
+          <w:rStyle w:val="10"/>
         </w:rPr>
         <w:t>Example:</w:t>
       </w:r>
@@ -14096,7 +14074,7 @@
       </w:r>
       <w:r>
         <w:rPr>
-          <w:rStyle w:val="9"/>
+          <w:rStyle w:val="10"/>
         </w:rPr>
         <w:t>requirement analysis phase</w:t>
       </w:r>
@@ -14105,7 +14083,7 @@
       </w:r>
       <w:r>
         <w:rPr>
-          <w:rStyle w:val="9"/>
+          <w:rStyle w:val="10"/>
         </w:rPr>
         <w:t>what the software should do</w:t>
       </w:r>
@@ -14248,7 +14226,7 @@
     <w:p>
       <w:r>
         <w:rPr>
-          <w:rStyle w:val="9"/>
+          <w:rStyle w:val="10"/>
         </w:rPr>
         <w:t>Software Analysis</w:t>
       </w:r>
@@ -14257,7 +14235,7 @@
       </w:r>
       <w:r>
         <w:rPr>
-          <w:rStyle w:val="9"/>
+          <w:rStyle w:val="10"/>
         </w:rPr>
         <w:t>studying and understanding the requirements</w:t>
       </w:r>
@@ -14266,7 +14244,7 @@
       </w:r>
       <w:r>
         <w:rPr>
-          <w:rStyle w:val="9"/>
+          <w:rStyle w:val="10"/>
         </w:rPr>
         <w:t>what the system should do</w:t>
       </w:r>
@@ -14534,7 +14512,7 @@
     <w:p>
       <w:r>
         <w:rPr>
-          <w:rStyle w:val="9"/>
+          <w:rStyle w:val="10"/>
         </w:rPr>
         <w:t>Software analysis</w:t>
       </w:r>
@@ -14543,7 +14521,7 @@
       </w:r>
       <w:r>
         <w:rPr>
-          <w:rStyle w:val="9"/>
+          <w:rStyle w:val="10"/>
         </w:rPr>
         <w:t>understanding and defining requirements</w:t>
       </w:r>
@@ -14706,7 +14684,7 @@
     <w:p>
       <w:r>
         <w:rPr>
-          <w:rStyle w:val="9"/>
+          <w:rStyle w:val="10"/>
         </w:rPr>
         <w:t>System Design</w:t>
       </w:r>
@@ -14715,7 +14693,7 @@
       </w:r>
       <w:r>
         <w:rPr>
-          <w:rStyle w:val="9"/>
+          <w:rStyle w:val="10"/>
         </w:rPr>
         <w:t>overall structure and architecture</w:t>
       </w:r>
@@ -14724,7 +14702,7 @@
       </w:r>
       <w:r>
         <w:rPr>
-          <w:rStyle w:val="9"/>
+          <w:rStyle w:val="10"/>
         </w:rPr>
         <w:t>how the system will be built</w:t>
       </w:r>
@@ -15134,7 +15112,7 @@
     <w:p>
       <w:r>
         <w:rPr>
-          <w:rStyle w:val="9"/>
+          <w:rStyle w:val="10"/>
         </w:rPr>
         <w:t>Software Testing</w:t>
       </w:r>
@@ -15143,7 +15121,7 @@
       </w:r>
       <w:r>
         <w:rPr>
-          <w:rStyle w:val="9"/>
+          <w:rStyle w:val="10"/>
         </w:rPr>
         <w:t>evaluating software</w:t>
       </w:r>
@@ -15157,7 +15135,7 @@
       </w:r>
       <w:r>
         <w:rPr>
-          <w:rStyle w:val="9"/>
+          <w:rStyle w:val="10"/>
         </w:rPr>
         <w:t>reliable, secure, and functioning properly</w:t>
       </w:r>
@@ -15468,7 +15446,7 @@
       </w:r>
       <w:r>
         <w:rPr>
-          <w:rStyle w:val="9"/>
+          <w:rStyle w:val="10"/>
         </w:rPr>
         <w:t>works correctly, reliably, and safely</w:t>
       </w:r>
@@ -15601,7 +15579,7 @@
     <w:p>
       <w:r>
         <w:rPr>
-          <w:rStyle w:val="9"/>
+          <w:rStyle w:val="10"/>
         </w:rPr>
         <w:t>Software maintenance</w:t>
       </w:r>
@@ -15610,7 +15588,7 @@
       </w:r>
       <w:r>
         <w:rPr>
-          <w:rStyle w:val="9"/>
+          <w:rStyle w:val="10"/>
         </w:rPr>
         <w:t>modifying and updating software</w:t>
       </w:r>
@@ -15624,7 +15602,7 @@
       </w:r>
       <w:r>
         <w:rPr>
-          <w:rStyle w:val="9"/>
+          <w:rStyle w:val="10"/>
         </w:rPr>
         <w:t>final phase</w:t>
       </w:r>
@@ -15859,7 +15837,7 @@
       </w:r>
       <w:r>
         <w:rPr>
-          <w:rStyle w:val="9"/>
+          <w:rStyle w:val="10"/>
         </w:rPr>
         <w:t>four main types of software maintenance</w:t>
       </w:r>
@@ -15880,7 +15858,7 @@
     <w:p>
       <w:r>
         <w:rPr>
-          <w:rStyle w:val="9"/>
+          <w:rStyle w:val="10"/>
         </w:rPr>
         <w:t>Example:</w:t>
       </w:r>
@@ -15916,7 +15894,7 @@
     <w:p>
       <w:r>
         <w:rPr>
-          <w:rStyle w:val="9"/>
+          <w:rStyle w:val="10"/>
         </w:rPr>
         <w:t>Example:</w:t>
       </w:r>
@@ -15952,7 +15930,7 @@
     <w:p>
       <w:r>
         <w:rPr>
-          <w:rStyle w:val="9"/>
+          <w:rStyle w:val="10"/>
         </w:rPr>
         <w:t>Example:</w:t>
       </w:r>
@@ -15988,7 +15966,7 @@
     <w:p>
       <w:r>
         <w:rPr>
-          <w:rStyle w:val="9"/>
+          <w:rStyle w:val="10"/>
         </w:rPr>
         <w:t>Example:</w:t>
       </w:r>
@@ -16018,7 +15996,7 @@
     </w:p>
     <w:tbl>
       <w:tblPr>
-        <w:tblStyle w:val="5"/>
+        <w:tblStyle w:val="6"/>
         <w:tblW w:w="0" w:type="auto"/>
         <w:tblCellSpacing w:w="15" w:type="dxa"/>
         <w:tblInd w:w="0" w:type="dxa"/>
@@ -16431,7 +16409,7 @@
     <w:p>
       <w:r>
         <w:rPr>
-          <w:rStyle w:val="9"/>
+          <w:rStyle w:val="10"/>
         </w:rPr>
         <w:t>Development</w:t>
       </w:r>
@@ -16440,7 +16418,7 @@
       </w:r>
       <w:r>
         <w:rPr>
-          <w:rStyle w:val="9"/>
+          <w:rStyle w:val="10"/>
         </w:rPr>
         <w:t>creating software</w:t>
       </w:r>
@@ -16667,7 +16645,7 @@
     </w:p>
     <w:tbl>
       <w:tblPr>
-        <w:tblStyle w:val="5"/>
+        <w:tblStyle w:val="6"/>
         <w:tblW w:w="0" w:type="auto"/>
         <w:tblCellSpacing w:w="15" w:type="dxa"/>
         <w:tblInd w:w="0" w:type="dxa"/>
@@ -17254,7 +17232,7 @@
     <w:p>
       <w:r>
         <w:rPr>
-          <w:rStyle w:val="9"/>
+          <w:rStyle w:val="10"/>
         </w:rPr>
         <w:t>Examples:</w:t>
       </w:r>
@@ -17263,6 +17241,8 @@
       </w:r>
     </w:p>
     <w:p>
+      <w:bookmarkStart w:id="0" w:name="_GoBack"/>
+      <w:bookmarkEnd w:id="0"/>
       <w:r>
         <w:pict>
           <v:rect id="_x0000_i1174" o:spt="1" style="height:1.5pt;width:0pt;" fillcolor="#A0A0A0" filled="t" stroked="f" coordsize="21600,21600" o:hr="t" o:hrstd="t" o:hralign="center">
@@ -17300,7 +17280,7 @@
     <w:p>
       <w:r>
         <w:rPr>
-          <w:rStyle w:val="9"/>
+          <w:rStyle w:val="10"/>
         </w:rPr>
         <w:t>Examples:</w:t>
       </w:r>
@@ -19682,7 +19662,7 @@
     </w:p>
     <w:tbl>
       <w:tblPr>
-        <w:tblStyle w:val="5"/>
+        <w:tblStyle w:val="6"/>
         <w:tblW w:w="0" w:type="auto"/>
         <w:tblCellSpacing w:w="15" w:type="dxa"/>
         <w:tblInd w:w="0" w:type="dxa"/>
@@ -23900,12 +23880,12 @@
     <w:p/>
     <w:p>
       <w:pPr>
-        <w:pStyle w:val="14"/>
-      </w:pPr>
-    </w:p>
-    <w:p>
-      <w:pPr>
         <w:pStyle w:val="15"/>
+      </w:pPr>
+    </w:p>
+    <w:p>
+      <w:pPr>
+        <w:pStyle w:val="16"/>
       </w:pPr>
       <w:r>
         <w:t>Bottom of Form</w:t>
@@ -30239,7 +30219,7 @@
     <w:lsdException w:qFormat="1" w:unhideWhenUsed="0" w:uiPriority="10" w:semiHidden="0" w:name="Title"/>
     <w:lsdException w:uiPriority="99" w:name="Closing"/>
     <w:lsdException w:uiPriority="99" w:name="Signature"/>
-    <w:lsdException w:uiPriority="1" w:name="Default Paragraph Font"/>
+    <w:lsdException w:qFormat="1" w:uiPriority="1" w:name="Default Paragraph Font"/>
     <w:lsdException w:uiPriority="99" w:name="Body Text"/>
     <w:lsdException w:uiPriority="99" w:name="Body Text Indent"/>
     <w:lsdException w:uiPriority="99" w:name="List Continue"/>
@@ -30266,11 +30246,11 @@
     <w:lsdException w:uiPriority="99" w:name="Document Map"/>
     <w:lsdException w:uiPriority="99" w:name="Plain Text"/>
     <w:lsdException w:uiPriority="99" w:name="E-mail Signature"/>
-    <w:lsdException w:uiPriority="99" w:name="Normal (Web)"/>
+    <w:lsdException w:qFormat="1" w:uiPriority="99" w:name="Normal (Web)"/>
     <w:lsdException w:uiPriority="99" w:name="HTML Acronym"/>
     <w:lsdException w:uiPriority="99" w:name="HTML Address"/>
     <w:lsdException w:uiPriority="99" w:name="HTML Cite"/>
-    <w:lsdException w:uiPriority="99" w:name="HTML Code"/>
+    <w:lsdException w:qFormat="1" w:uiPriority="99" w:name="HTML Code"/>
     <w:lsdException w:uiPriority="99" w:name="HTML Definition"/>
     <w:lsdException w:uiPriority="99" w:name="HTML Keyboard"/>
     <w:lsdException w:qFormat="1" w:uiPriority="99" w:name="HTML Preformatted"/>
@@ -30439,10 +30419,30 @@
     </w:rPr>
   </w:style>
   <w:style w:type="paragraph" w:styleId="2">
+    <w:name w:val="heading 1"/>
+    <w:basedOn w:val="1"/>
+    <w:next w:val="1"/>
+    <w:qFormat/>
+    <w:uiPriority w:val="9"/>
+    <w:pPr>
+      <w:keepNext/>
+      <w:keepLines/>
+      <w:spacing w:before="340" w:after="330" w:line="578" w:lineRule="auto"/>
+      <w:outlineLvl w:val="0"/>
+    </w:pPr>
+    <w:rPr>
+      <w:b/>
+      <w:bCs/>
+      <w:kern w:val="44"/>
+      <w:sz w:val="44"/>
+      <w:szCs w:val="44"/>
+    </w:rPr>
+  </w:style>
+  <w:style w:type="paragraph" w:styleId="3">
     <w:name w:val="heading 2"/>
     <w:basedOn w:val="1"/>
     <w:next w:val="1"/>
-    <w:link w:val="11"/>
+    <w:link w:val="12"/>
     <w:semiHidden/>
     <w:unhideWhenUsed/>
     <w:qFormat/>
@@ -30462,10 +30462,10 @@
       <w:szCs w:val="26"/>
     </w:rPr>
   </w:style>
-  <w:style w:type="paragraph" w:styleId="3">
+  <w:style w:type="paragraph" w:styleId="4">
     <w:name w:val="heading 3"/>
     <w:basedOn w:val="1"/>
-    <w:link w:val="10"/>
+    <w:link w:val="11"/>
     <w:qFormat/>
     <w:uiPriority w:val="9"/>
     <w:pPr>
@@ -30480,13 +30480,14 @@
       <w:szCs w:val="27"/>
     </w:rPr>
   </w:style>
-  <w:style w:type="character" w:default="1" w:styleId="4">
+  <w:style w:type="character" w:default="1" w:styleId="5">
     <w:name w:val="Default Paragraph Font"/>
     <w:semiHidden/>
     <w:unhideWhenUsed/>
+    <w:qFormat/>
     <w:uiPriority w:val="1"/>
   </w:style>
-  <w:style w:type="table" w:default="1" w:styleId="5">
+  <w:style w:type="table" w:default="1" w:styleId="6">
     <w:name w:val="Normal Table"/>
     <w:semiHidden/>
     <w:unhideWhenUsed/>
@@ -30501,11 +30502,12 @@
       </w:tblCellMar>
     </w:tblPr>
   </w:style>
-  <w:style w:type="character" w:styleId="6">
+  <w:style w:type="character" w:styleId="7">
     <w:name w:val="HTML Code"/>
-    <w:basedOn w:val="4"/>
+    <w:basedOn w:val="5"/>
     <w:semiHidden/>
     <w:unhideWhenUsed/>
+    <w:qFormat/>
     <w:uiPriority w:val="99"/>
     <w:rPr>
       <w:rFonts w:ascii="Courier New" w:hAnsi="Courier New" w:eastAsia="Times New Roman" w:cs="Courier New"/>
@@ -30513,10 +30515,10 @@
       <w:szCs w:val="20"/>
     </w:rPr>
   </w:style>
-  <w:style w:type="paragraph" w:styleId="7">
+  <w:style w:type="paragraph" w:styleId="8">
     <w:name w:val="HTML Preformatted"/>
     <w:basedOn w:val="1"/>
-    <w:link w:val="22"/>
+    <w:link w:val="23"/>
     <w:semiHidden/>
     <w:unhideWhenUsed/>
     <w:qFormat/>
@@ -30548,11 +30550,12 @@
       <w:szCs w:val="20"/>
     </w:rPr>
   </w:style>
-  <w:style w:type="paragraph" w:styleId="8">
+  <w:style w:type="paragraph" w:styleId="9">
     <w:name w:val="Normal (Web)"/>
     <w:basedOn w:val="1"/>
     <w:semiHidden/>
     <w:unhideWhenUsed/>
+    <w:qFormat/>
     <w:uiPriority w:val="99"/>
     <w:pPr>
       <w:spacing w:before="100" w:beforeAutospacing="1" w:after="100" w:afterAutospacing="1" w:line="240" w:lineRule="auto"/>
@@ -30563,9 +30566,9 @@
       <w:szCs w:val="24"/>
     </w:rPr>
   </w:style>
-  <w:style w:type="character" w:styleId="9">
+  <w:style w:type="character" w:styleId="10">
     <w:name w:val="Strong"/>
-    <w:basedOn w:val="4"/>
+    <w:basedOn w:val="5"/>
     <w:qFormat/>
     <w:uiPriority w:val="22"/>
     <w:rPr>
@@ -30573,10 +30576,11 @@
       <w:bCs/>
     </w:rPr>
   </w:style>
-  <w:style w:type="character" w:customStyle="1" w:styleId="10">
+  <w:style w:type="character" w:customStyle="1" w:styleId="11">
     <w:name w:val="Heading 3 Char"/>
-    <w:basedOn w:val="4"/>
-    <w:link w:val="3"/>
+    <w:basedOn w:val="5"/>
+    <w:link w:val="4"/>
+    <w:qFormat/>
     <w:uiPriority w:val="9"/>
     <w:rPr>
       <w:rFonts w:ascii="Times New Roman" w:hAnsi="Times New Roman" w:eastAsia="Times New Roman" w:cs="Times New Roman"/>
@@ -30586,11 +30590,12 @@
       <w:szCs w:val="27"/>
     </w:rPr>
   </w:style>
-  <w:style w:type="character" w:customStyle="1" w:styleId="11">
+  <w:style w:type="character" w:customStyle="1" w:styleId="12">
     <w:name w:val="Heading 2 Char"/>
-    <w:basedOn w:val="4"/>
-    <w:link w:val="2"/>
+    <w:basedOn w:val="5"/>
+    <w:link w:val="3"/>
     <w:semiHidden/>
+    <w:qFormat/>
     <w:uiPriority w:val="9"/>
     <w:rPr>
       <w:rFonts w:asciiTheme="majorHAnsi" w:hAnsiTheme="majorHAnsi" w:eastAsiaTheme="majorEastAsia" w:cstheme="majorBidi"/>
@@ -30601,13 +30606,14 @@
       <w:szCs w:val="26"/>
     </w:rPr>
   </w:style>
-  <w:style w:type="paragraph" w:customStyle="1" w:styleId="12">
+  <w:style w:type="paragraph" w:customStyle="1" w:styleId="13">
     <w:name w:val="HTML Top of Form"/>
     <w:basedOn w:val="1"/>
     <w:next w:val="1"/>
-    <w:link w:val="13"/>
+    <w:link w:val="14"/>
     <w:semiHidden/>
     <w:unhideWhenUsed/>
+    <w:qFormat/>
     <w:uiPriority w:val="99"/>
     <w:pPr>
       <w:pBdr>
@@ -30623,10 +30629,10 @@
       <w:szCs w:val="16"/>
     </w:rPr>
   </w:style>
-  <w:style w:type="character" w:customStyle="1" w:styleId="13">
+  <w:style w:type="character" w:customStyle="1" w:styleId="14">
     <w:name w:val="z-Top of Form Char"/>
-    <w:basedOn w:val="4"/>
-    <w:link w:val="12"/>
+    <w:basedOn w:val="5"/>
+    <w:link w:val="13"/>
     <w:semiHidden/>
     <w:uiPriority w:val="99"/>
     <w:rPr>
@@ -30636,9 +30642,10 @@
       <w:szCs w:val="16"/>
     </w:rPr>
   </w:style>
-  <w:style w:type="paragraph" w:customStyle="1" w:styleId="14">
+  <w:style w:type="paragraph" w:customStyle="1" w:styleId="15">
     <w:name w:val="placeholder"/>
     <w:basedOn w:val="1"/>
+    <w:qFormat/>
     <w:uiPriority w:val="0"/>
     <w:pPr>
       <w:spacing w:before="100" w:beforeAutospacing="1" w:after="100" w:afterAutospacing="1" w:line="240" w:lineRule="auto"/>
@@ -30649,13 +30656,14 @@
       <w:szCs w:val="24"/>
     </w:rPr>
   </w:style>
-  <w:style w:type="paragraph" w:customStyle="1" w:styleId="15">
+  <w:style w:type="paragraph" w:customStyle="1" w:styleId="16">
     <w:name w:val="HTML Bottom of Form"/>
     <w:basedOn w:val="1"/>
     <w:next w:val="1"/>
-    <w:link w:val="16"/>
+    <w:link w:val="17"/>
     <w:semiHidden/>
     <w:unhideWhenUsed/>
+    <w:qFormat/>
     <w:uiPriority w:val="99"/>
     <w:pPr>
       <w:pBdr>
@@ -30671,10 +30679,10 @@
       <w:szCs w:val="16"/>
     </w:rPr>
   </w:style>
-  <w:style w:type="character" w:customStyle="1" w:styleId="16">
+  <w:style w:type="character" w:customStyle="1" w:styleId="17">
     <w:name w:val="z-Bottom of Form Char"/>
-    <w:basedOn w:val="4"/>
-    <w:link w:val="15"/>
+    <w:basedOn w:val="5"/>
+    <w:link w:val="16"/>
     <w:semiHidden/>
     <w:uiPriority w:val="99"/>
     <w:rPr>
@@ -30684,27 +30692,31 @@
       <w:szCs w:val="16"/>
     </w:rPr>
   </w:style>
-  <w:style w:type="character" w:customStyle="1" w:styleId="17">
+  <w:style w:type="character" w:customStyle="1" w:styleId="18">
     <w:name w:val="vkekvd"/>
-    <w:basedOn w:val="4"/>
-    <w:uiPriority w:val="0"/>
-  </w:style>
-  <w:style w:type="character" w:customStyle="1" w:styleId="18">
-    <w:name w:val="ifmvxd"/>
-    <w:basedOn w:val="4"/>
+    <w:basedOn w:val="5"/>
+    <w:qFormat/>
     <w:uiPriority w:val="0"/>
   </w:style>
   <w:style w:type="character" w:customStyle="1" w:styleId="19">
-    <w:name w:val="ijm6od"/>
-    <w:basedOn w:val="4"/>
+    <w:name w:val="ifmvxd"/>
+    <w:basedOn w:val="5"/>
+    <w:qFormat/>
     <w:uiPriority w:val="0"/>
   </w:style>
   <w:style w:type="character" w:customStyle="1" w:styleId="20">
-    <w:name w:val="t286pc"/>
-    <w:basedOn w:val="4"/>
+    <w:name w:val="ijm6od"/>
+    <w:basedOn w:val="5"/>
+    <w:qFormat/>
     <w:uiPriority w:val="0"/>
   </w:style>
-  <w:style w:type="paragraph" w:styleId="21">
+  <w:style w:type="character" w:customStyle="1" w:styleId="21">
+    <w:name w:val="t286pc"/>
+    <w:basedOn w:val="5"/>
+    <w:qFormat/>
+    <w:uiPriority w:val="0"/>
+  </w:style>
+  <w:style w:type="paragraph" w:styleId="22">
     <w:name w:val="List Paragraph"/>
     <w:basedOn w:val="1"/>
     <w:qFormat/>
@@ -30714,11 +30726,12 @@
       <w:contextualSpacing/>
     </w:pPr>
   </w:style>
-  <w:style w:type="character" w:customStyle="1" w:styleId="22">
+  <w:style w:type="character" w:customStyle="1" w:styleId="23">
     <w:name w:val="HTML Preformatted Char"/>
-    <w:basedOn w:val="4"/>
-    <w:link w:val="7"/>
+    <w:basedOn w:val="5"/>
+    <w:link w:val="8"/>
     <w:semiHidden/>
+    <w:qFormat/>
     <w:uiPriority w:val="99"/>
     <w:rPr>
       <w:rFonts w:ascii="Courier New" w:hAnsi="Courier New" w:eastAsia="Times New Roman" w:cs="Courier New"/>
@@ -30726,14 +30739,16 @@
       <w:szCs w:val="20"/>
     </w:rPr>
   </w:style>
-  <w:style w:type="character" w:customStyle="1" w:styleId="23">
+  <w:style w:type="character" w:customStyle="1" w:styleId="24">
     <w:name w:val="ͼe"/>
-    <w:basedOn w:val="4"/>
+    <w:basedOn w:val="5"/>
+    <w:qFormat/>
     <w:uiPriority w:val="0"/>
   </w:style>
-  <w:style w:type="character" w:customStyle="1" w:styleId="24">
+  <w:style w:type="character" w:customStyle="1" w:styleId="25">
     <w:name w:val="ͼc"/>
-    <w:basedOn w:val="4"/>
+    <w:basedOn w:val="5"/>
+    <w:qFormat/>
     <w:uiPriority w:val="0"/>
   </w:style>
 </w:styles>
